--- a/docs/department_chair_proposal_May2026_v2.docx
+++ b/docs/department_chair_proposal_May2026_v2.docx
@@ -1333,7 +1333,7 @@
           <w:sz w:val="21"/>
           <w:szCs w:val="21"/>
         </w:rPr>
-        <w:t xml:space="preserve">I am currently on hematology rotation at Guthrie Lourdes Hospital and have identified Dr. Beka Aroshidze as a willing faculty co-investigator. I am actively developing that relationship and will be approaching Dr. Aroshidze directly regarding formal co-investigator participation. What I am asking of the department chair is simply institutional endorsement of the collaboration — a signal that the Department of Internal Medicine supports the project — which strengthens the case for co-investigator participation without requiring any action within or directed at the hematology department itself.</w:t>
+        <w:t xml:space="preserve">I am currently on hematology rotation at Guthrie Lourdes Hospital and have identified Dr. Beka Aroshidze as a willing faculty co-investigator. I am actively developing that relationship and will be approaching Dr. Aroshidze directly regarding formal co-investigator participation. What I am asking of the department chair is simply institutional endorsement of the collaboration, a signal that the Department of Internal Medicine supports the project, which strengthens the case for co-investigator participation without requiring any action within or directed at the hematology department itself.</w:t>
       </w:r>
     </w:p>
     <w:p>
